--- a/高中数学/参考/组卷网/高中数学解题大招（二级结论）荟萃/04_原始资料/模块8解析几何/模块8大招2动点问题处理策略（解题大招）.docx
+++ b/高中数学/参考/组卷网/高中数学解题大招（二级结论）荟萃/04_原始资料/模块8解析几何/模块8大招2动点问题处理策略（解题大招）.docx
@@ -8068,76 +8068,60 @@
             </w:rPr>
             <m:t>=</m:t>
           </m:r>
-          <m:rad>
-            <m:radPr>
-              <m:degHide/>
-            </m:radPr>
-            <m:deg/>
-            <m:e>
-              <m:sSup>
-                <m:e>
-                  <m:r>
-                    <w:rPr>
-                      <w:rFonts w:ascii="Cambria Math" w:eastAsia="宋体" w:hAnsi="Cambria Math" w:cs="Cambria Math"/>
-                    </w:rPr>
-                    <m:t>a</m:t>
-                  </m:r>
-                </m:e>
-                <m:sup>
-                  <m:r>
-                    <w:rPr>
-                      <w:rFonts w:ascii="Cambria Math" w:eastAsia="宋体" w:hAnsi="Cambria Math" w:cs="Cambria Math"/>
-                    </w:rPr>
-                    <m:t>2</m:t>
-                  </m:r>
-                </m:sup>
-              </m:sSup>
-              <m:r>
-                <w:rPr>
-                  <w:rFonts w:ascii="Cambria Math" w:eastAsia="宋体" w:hAnsi="Cambria Math" w:cs="Cambria Math"/>
-                </w:rPr>
-                <m:t>−</m:t>
-              </m:r>
-              <m:sSup>
-                <m:e>
-                  <m:r>
-                    <w:rPr>
-                      <w:rFonts w:ascii="Cambria Math" w:eastAsia="宋体" w:hAnsi="Cambria Math" w:cs="Cambria Math"/>
-                    </w:rPr>
-                    <m:t>c</m:t>
-                  </m:r>
-                </m:e>
-                <m:sup>
-                  <m:r>
-                    <w:rPr>
-                      <w:rFonts w:ascii="Cambria Math" w:eastAsia="宋体" w:hAnsi="Cambria Math" w:cs="Cambria Math"/>
-                    </w:rPr>
-                    <m:t>2</m:t>
-                  </m:r>
-                </m:sup>
-              </m:sSup>
-            </m:e>
-          </m:rad>
+          <m:sSup>
+            <m:e>
+              <m:r>
+                <w:rPr>
+                  <w:rFonts w:ascii="Cambria Math" w:eastAsia="宋体" w:hAnsi="Cambria Math" w:cs="Cambria Math"/>
+                </w:rPr>
+                <m:t>a</m:t>
+              </m:r>
+            </m:e>
+            <m:sup>
+              <m:r>
+                <w:rPr>
+                  <w:rFonts w:ascii="Cambria Math" w:eastAsia="宋体" w:hAnsi="Cambria Math" w:cs="Cambria Math"/>
+                </w:rPr>
+                <m:t>2</m:t>
+              </m:r>
+            </m:sup>
+          </m:sSup>
+          <m:r>
+            <w:rPr>
+              <w:rFonts w:ascii="Cambria Math" w:eastAsia="宋体" w:hAnsi="Cambria Math" w:cs="Cambria Math"/>
+            </w:rPr>
+            <m:t>−</m:t>
+          </m:r>
+          <m:sSup>
+            <m:e>
+              <m:r>
+                <w:rPr>
+                  <w:rFonts w:ascii="Cambria Math" w:eastAsia="宋体" w:hAnsi="Cambria Math" w:cs="Cambria Math"/>
+                </w:rPr>
+                <m:t>c</m:t>
+              </m:r>
+            </m:e>
+            <m:sup>
+              <m:r>
+                <w:rPr>
+                  <w:rFonts w:ascii="Cambria Math" w:eastAsia="宋体" w:hAnsi="Cambria Math" w:cs="Cambria Math"/>
+                </w:rPr>
+                <m:t>2</m:t>
+              </m:r>
+            </m:sup>
+          </m:sSup>
           <m:r>
             <w:rPr>
               <w:rFonts w:ascii="Cambria Math" w:eastAsia="宋体" w:hAnsi="Cambria Math" w:cs="Cambria Math"/>
             </w:rPr>
             <m:t>=</m:t>
           </m:r>
-          <m:rad>
-            <m:radPr>
-              <m:degHide/>
-            </m:radPr>
-            <m:deg/>
-            <m:e>
-              <m:r>
-                <w:rPr>
-                  <w:rFonts w:ascii="Cambria Math" w:eastAsia="宋体" w:hAnsi="Cambria Math" w:cs="Cambria Math"/>
-                </w:rPr>
-                <m:t>3</m:t>
-              </m:r>
-            </m:e>
-          </m:rad>
+          <m:r>
+            <w:rPr>
+              <w:rFonts w:ascii="Cambria Math" w:eastAsia="宋体" w:hAnsi="Cambria Math" w:cs="Cambria Math"/>
+            </w:rPr>
+            <m:t>3</m:t>
+          </m:r>
         </m:oMath>
       </m:oMathPara>
       <w:r>
@@ -40483,7 +40467,7 @@
             <w:rPr>
               <w:rFonts w:ascii="Cambria Math" w:eastAsia="宋体" w:hAnsi="Cambria Math" w:cs="Cambria Math"/>
             </w:rPr>
-            <m:t>4</m:t>
+            <m:t>2</m:t>
           </m:r>
           <m:rad>
             <m:radPr>
@@ -42999,7 +42983,7 @@
                 <w:rPr>
                   <w:rFonts w:ascii="Cambria Math" w:eastAsia="宋体" w:hAnsi="Cambria Math" w:cs="Cambria Math"/>
                 </w:rPr>
-                <m:t>1</m:t>
+                <m:t>2</m:t>
               </m:r>
             </m:den>
           </m:f>
